--- a/products-storage/12-otvet-na-pretenziyu/34-vozrazhenie-na-odnostoronniy-akt.docx
+++ b/products-storage/12-otvet-na-pretenziyu/34-vozrazhenie-na-odnostoronniy-akt.docx
@@ -99,7 +99,7 @@
                 <w:sz w:val="24"/>
                 <w:szCs w:val="24"/>
               </w:rPr>
-              <w:t xml:space="preserve">Тексты прошли вычитку юристом в типовой редакции. Вычитка типовой редакции не заменяет оценку вашей ситуации: ваш договор может распределять обязанности, риски и порядок фиксации иначе, и приоритет всегда у договора. Перед отправкой сверьте каждый пункт со своим договором.</w:t>
+              <w:t xml:space="preserve">Тексты прошли вычитку юристом в типовой редакции. После вычитки текст этого документа правился: наша нормативная сверка нашла в нём формулировки, расходившиеся с нормой, и они исправлены — исправленных формулировок юрист не читал. Вычитка типовой редакции не заменяет оценку вашей ситуации: ваш договор может распределять обязанности, риски и порядок фиксации иначе, и приоритет всегда у договора. Перед отправкой сверьте каждый пункт со своим договором.</w:t>
             </w:r>
           </w:p>
           <w:p>
@@ -179,7 +179,33 @@
           <w:sz w:val="24"/>
           <w:szCs w:val="24"/>
         </w:rPr>
-        <w:t xml:space="preserve">Оспорить акт о недостатках, составленный без вызова подрядчика, пока он не превратился в основание удержания или встречного иска. Правовая опора: акт, составленный без надлежащего извещения другой стороны, — слабое доказательство; суды принимают его, только если подрядчика известили способом, дающим подтверждение получения, и он уклонился (ст. 720, 753 ГК РФ).</w:t>
+        <w:t xml:space="preserve">Оспорить акт о недостатках, составленный без вызова подрядчика, пока он не превратился в основание удержания или встречного иска. Правовая опора возражения — пункт 1 статьи 720 ГК РФ: осмотр и приёмка результата работ ведутся с участием подрядчика, — и договорный порядок фиксации недостатков, если он у вас установлен.</w:t>
+      </w:r>
+    </w:p>
+    <w:p>
+      <w:pPr>
+        <w:spacing w:after="120" w:line="276"/>
+      </w:pPr>
+      <w:r>
+        <w:rPr>
+          <w:rFonts w:ascii="Times New Roman" w:cs="Times New Roman" w:eastAsia="Times New Roman" w:hAnsi="Times New Roman"/>
+          <w:sz w:val="24"/>
+          <w:szCs w:val="24"/>
+        </w:rPr>
+        <w:t xml:space="preserve">Дальше начинается то, что нормой не является, и мы это разделяем прямо. Акт, составленный без подтверждённого извещения второй стороны, — слабое доказательство: так сложилась практика рассмотрения споров. Правила «суды принимают такой акт только при извещении способом с подтверждением получения» ни статья 720, ни статья 753 ГК РФ не содержат, и вес этого довода в вашем деле оценивает суд, а не шаблон.</w:t>
+      </w:r>
+    </w:p>
+    <w:p>
+      <w:pPr>
+        <w:spacing w:after="120" w:line="276"/>
+      </w:pPr>
+      <w:r>
+        <w:rPr>
+          <w:rFonts w:ascii="Times New Roman" w:cs="Times New Roman" w:eastAsia="Times New Roman" w:hAnsi="Times New Roman"/>
+          <w:sz w:val="24"/>
+          <w:szCs w:val="24"/>
+        </w:rPr>
+        <w:t xml:space="preserve">Отдельно о статье 753 ГК РФ, на которую в спорах ссылаются обе стороны: её пункт об одностороннем акте писан о сдаче-приёмке результата работ, то есть об акте, который вторая сторона отказалась подписать. Акт о недостатках, составленный заказчиком, подписи подрядчика не предполагает вовсе — перенос нормы на него является аналогией и на неё могут возразить.</w:t>
       </w:r>
     </w:p>
     <w:p>
@@ -209,7 +235,7 @@
           <w:sz w:val="24"/>
           <w:szCs w:val="24"/>
         </w:rPr>
-        <w:t xml:space="preserve">В договорный срок после того, как акт стал известен (получен с претензией, упомянут в переписке, предъявлен при сверке). Промедление работает против подрядчика: неоспоренный акт обрастает статусом «признанного».</w:t>
+        <w:t xml:space="preserve">В договорный срок после того, как акт стал известен (получен с претензией, упомянут в переписке, предъявлен при сверке). Промедление работает против подрядчика, но не потому, что молчание само по себе признаёт акт: правила, по которому молчание подрядчика признавало бы акт о недостатках, в законе нет. Ближайшая норма — пункт 3 статьи 158 ГК РФ: молчание признаётся выражением воли совершить сделку в случаях, предусмотренных законом или соглашением сторон. Она писана о форме сделок, а признание акта — вопрос оценки доказательств, поэтому здесь она приводится по аналогии и на это могут возразить. Цена промедления в другом — истекает договорный срок ответа, поздние возражения приходится объяснять задержкой, а следы, которыми они подтверждаются, со временем теряются.</w:t>
       </w:r>
     </w:p>
     <w:p>
